--- a/fixtures/generated/c08__two-column.docx
+++ b/fixtures/generated/c08__two-column.docx
@@ -297,7 +297,7 @@
           </w:p>
           <w:p>
             <w:r>
-              <w:t>• Acted as the named contact for three retail clients, who reached me directly on my personal mobile</w:t>
+              <w:t>• Acted as the named contact for three retail clients, who reached me directly on my personal mobile 085 555 0177</w:t>
             </w:r>
           </w:p>
           <w:p>

--- a/fixtures/generated/c08__two-column.docx
+++ b/fixtures/generated/c08__two-column.docx
@@ -79,6 +79,11 @@
           <w:p>
             <w:r>
               <w:t>Castletroy</w:t>
+            </w:r>
+          </w:p>
+          <w:p>
+            <w:r>
+              <w:t>Limerick</w:t>
             </w:r>
           </w:p>
           <w:p>
